--- a/02-research-start-examples/homework.docx
+++ b/02-research-start-examples/homework.docx
@@ -1560,7 +1560,7 @@
           <w:rFonts w:hint="cs"/>
           <w:rtl/>
         </w:rPr>
-        <w:t>במטלה זו מותר ומומלץ להשתמש בכלי בינה מלאכותית לבחירתכם (</w:t>
+        <w:t>במטלה זו מותר להשתמש בכלי בינה מלאכותית לבחירתכם (</w:t>
       </w:r>
       <w:r>
         <w:t>gpt, claude, copilot...</w:t>
@@ -1591,7 +1591,7 @@
           <w:rFonts w:hint="cs"/>
           <w:rtl/>
         </w:rPr>
-        <w:t>אתם אחראים לנכונות ההגשה:</w:t>
+        <w:t>אין לבצע העתק+הדבק אוטומטית מהתשובות, אלא להבין היטב כל תשובה:</w:t>
       </w:r>
     </w:p>
     <w:p>
@@ -1608,7 +1608,49 @@
           <w:rFonts w:hint="cs"/>
           <w:rtl/>
         </w:rPr>
-        <w:t>יש לוודא שהסיכום של הב"מ נכון מקיף ומלא; לתקן לפי הצורך.</w:t>
+        <w:t xml:space="preserve">יש </w:t>
+      </w:r>
+      <w:r>
+        <w:rPr>
+          <w:rFonts w:hint="cs"/>
+          <w:rtl/>
+        </w:rPr>
+        <w:t xml:space="preserve">לקרוא את כל המאמר בעצמכם, </w:t>
+      </w:r>
+      <w:r>
+        <w:rPr>
+          <w:rFonts w:hint="cs"/>
+          <w:rtl/>
+        </w:rPr>
+        <w:t>לוודא שהסיכום של הב"מ נכון מקיף ומלא</w:t>
+      </w:r>
+      <w:r>
+        <w:rPr>
+          <w:rFonts w:hint="cs"/>
+          <w:rtl/>
+        </w:rPr>
+        <w:t>,</w:t>
+      </w:r>
+      <w:r>
+        <w:rPr>
+          <w:rFonts w:hint="cs"/>
+          <w:rtl/>
+        </w:rPr>
+        <w:t xml:space="preserve"> </w:t>
+      </w:r>
+      <w:r>
+        <w:rPr>
+          <w:rFonts w:hint="cs"/>
+          <w:rtl/>
+        </w:rPr>
+        <w:t>ו</w:t>
+      </w:r>
+      <w:r>
+        <w:rPr>
+          <w:rFonts w:hint="cs"/>
+          <w:rtl/>
+        </w:rPr>
+        <w:t>לתקן לפי הצורך.</w:t>
       </w:r>
     </w:p>
     <w:p>
@@ -1625,7 +1667,21 @@
           <w:rFonts w:hint="cs"/>
           <w:rtl/>
         </w:rPr>
-        <w:t>יש לוודא שאתם מבינים את המאמר בעצמכם ויכולים לענות על שאלות גם מעבר למה שכתוב בסיכום של הב"מ.</w:t>
+        <w:t>יש לוודא שאתם מבינים את המאמר בעצמכם</w:t>
+      </w:r>
+      <w:r>
+        <w:rPr>
+          <w:rFonts w:hint="cs"/>
+          <w:rtl/>
+        </w:rPr>
+        <w:t>,</w:t>
+      </w:r>
+      <w:r>
+        <w:rPr>
+          <w:rFonts w:hint="cs"/>
+          <w:rtl/>
+        </w:rPr>
+        <w:t xml:space="preserve"> ויכולים לענות על שאלות גם מעבר למה שכתוב בסיכום של הב"מ.</w:t>
       </w:r>
     </w:p>
     <w:p>
@@ -1672,7 +1728,21 @@
           <w:rFonts w:hint="cs"/>
           <w:rtl/>
         </w:rPr>
-        <w:t>יש לוודא שאתם יכולים לייצר דוגמאות בעצמכם בעל-פה גם מעבר לדוגמאות של הב"מ.</w:t>
+        <w:t>יש לוודא שאתם יכולים לייצר דוגמאות בעצמכם בעל-פה</w:t>
+      </w:r>
+      <w:r>
+        <w:rPr>
+          <w:rFonts w:hint="cs"/>
+          <w:rtl/>
+        </w:rPr>
+        <w:t>,</w:t>
+      </w:r>
+      <w:r>
+        <w:rPr>
+          <w:rFonts w:hint="cs"/>
+          <w:rtl/>
+        </w:rPr>
+        <w:t xml:space="preserve"> גם מעבר לדוגמאות של הב"מ.</w:t>
       </w:r>
     </w:p>
     <w:p>
@@ -1693,6 +1763,53 @@
       </w:r>
     </w:p>
     <w:p>
+      <w:r>
+        <w:rPr>
+          <w:rFonts w:hint="cs"/>
+          <w:rtl/>
+        </w:rPr>
+        <w:t>זכרו</w:t>
+      </w:r>
+      <w:r>
+        <w:rPr>
+          <w:rFonts w:hint="cs"/>
+          <w:rtl/>
+        </w:rPr>
+        <w:t>:</w:t>
+      </w:r>
+      <w:r>
+        <w:rPr>
+          <w:rFonts w:hint="cs"/>
+          <w:rtl/>
+        </w:rPr>
+        <w:t xml:space="preserve"> כאשר תציגו את המטלה בכיתה, תצטרכו לגלות 100%</w:t>
+      </w:r>
+      <w:r>
+        <w:t xml:space="preserve"> </w:t>
+      </w:r>
+      <w:r>
+        <w:rPr>
+          <w:rFonts w:hint="cs"/>
+          <w:rtl/>
+        </w:rPr>
+        <w:t xml:space="preserve">הבנה גם במאמר וגם בדוגמאות-ההרצה. אי-הבנה של דברים שכתבתם והגשתם מעיד, מבחינתי, על כך שעשיתם העתק+הדבק </w:t>
+      </w:r>
+      <w:r>
+        <w:rPr>
+          <w:rFonts w:hint="cs"/>
+          <w:rtl/>
+        </w:rPr>
+        <w:t>אוטומטית</w:t>
+      </w:r>
+      <w:r>
+        <w:rPr>
+          <w:rFonts w:hint="cs"/>
+          <w:rtl/>
+        </w:rPr>
+        <w:t xml:space="preserve">, והציון על כך יהיה 0. </w:t>
+      </w:r>
+    </w:p>
+    <w:p>
       <w:pPr>
         <w:rPr>
           <w:rtl/>
@@ -1713,7 +1830,13 @@
         <w:t>להתראות</w:t>
       </w:r>
     </w:p>
-    <w:p/>
+    <w:p>
+      <w:pPr>
+        <w:rPr>
+          <w:rFonts w:hint="cs"/>
+        </w:rPr>
+      </w:pPr>
+    </w:p>
     <w:p>
       <w:pPr>
         <w:bidi w:val="0"/>
@@ -1846,7 +1969,7 @@
         </mc:Choice>
         <mc:Fallback>
           <w:pict>
-            <v:shape w14:anchorId="3E993049" id="צורה אוטומטית 21" o:spid="_x0000_s1026" style="position:absolute;margin-left:0;margin-top:0;width:434.8pt;height:.35pt;flip:x;z-index:-503316478;visibility:visible;mso-wrap-style:square;mso-wrap-distance-left:0;mso-wrap-distance-top:0;mso-wrap-distance-right:0;mso-wrap-distance-bottom:0;mso-position-horizontal:center;mso-position-horizontal-relative:margin;mso-position-vertical:center;mso-position-vertical-relative:text;v-text-anchor:top" coordsize="21600,21600" o:gfxdata="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" path="m,l21600,21600e" filled="f" strokecolor="#95b3d7 [1940]" strokeweight=".35mm">
+            <v:shape w14:anchorId="641616B2" id="צורה אוטומטית 21" o:spid="_x0000_s1026" style="position:absolute;left:0;text-align:left;margin-left:0;margin-top:0;width:434.8pt;height:.35pt;flip:x;z-index:-503316478;visibility:visible;mso-wrap-style:square;mso-wrap-distance-left:0;mso-wrap-distance-top:0;mso-wrap-distance-right:0;mso-wrap-distance-bottom:0;mso-position-horizontal:center;mso-position-horizontal-relative:margin;mso-position-vertical:center;mso-position-vertical-relative:text;v-text-anchor:top" coordsize="21600,21600" o:gfxdata="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" path="m,l21600,21600e" filled="f" strokecolor="#95b3d7 [1940]" strokeweight=".35mm">
               <v:path arrowok="t"/>
               <w10:wrap anchorx="margin"/>
             </v:shape>

--- a/02-research-start-examples/homework.docx
+++ b/02-research-start-examples/homework.docx
@@ -125,8 +125,19 @@
           <w:bCs/>
           <w:rtl/>
         </w:rPr>
-        <w:t>תיקיית דרופבוקס</w:t>
-      </w:r>
+        <w:t xml:space="preserve">תיקיית </w:t>
+      </w:r>
+      <w:proofErr w:type="spellStart"/>
+      <w:r>
+        <w:rPr>
+          <w:rFonts w:hint="cs"/>
+          <w:b/>
+          <w:bCs/>
+          <w:rtl/>
+        </w:rPr>
+        <w:t>דרופבוקס</w:t>
+      </w:r>
+      <w:proofErr w:type="spellEnd"/>
       <w:r>
         <w:rPr>
           <w:rFonts w:hint="cs"/>
@@ -150,6 +161,7 @@
       <w:pPr>
         <w:rPr>
           <w:rFonts w:cs="Gisha"/>
+          <w:rtl/>
         </w:rPr>
       </w:pPr>
       <w:r>
@@ -167,144 +179,113 @@
       </w:r>
       <w:r>
         <w:rPr>
-          <w:rtl/>
-        </w:rPr>
-        <w:t>ניתן למצוא מאמרים בדף המאמרים בגיטהאב של הקורס</w:t>
-      </w:r>
-      <w:r>
-        <w:rPr>
-          <w:rFonts w:cs="Gisha"/>
-          <w:rtl/>
-        </w:rPr>
-        <w:t xml:space="preserve">, </w:t>
-      </w:r>
-      <w:r>
-        <w:rPr>
-          <w:rtl/>
-        </w:rPr>
-        <w:t>או לחפש בגוגל סקולר נושא המעניין אתכם</w:t>
-      </w:r>
-      <w:r>
-        <w:rPr>
-          <w:rFonts w:cs="Gisha"/>
-          <w:rtl/>
-        </w:rPr>
-        <w:t xml:space="preserve">. </w:t>
+          <w:rFonts w:cs="Gisha" w:hint="cs"/>
+          <w:rtl/>
+        </w:rPr>
+        <w:t>יש כמה אפשרויות לבחירת מאמר:</w:t>
       </w:r>
     </w:p>
     <w:p>
       <w:pPr>
-        <w:rPr>
-          <w:rFonts w:cs="Gisha"/>
-        </w:rPr>
-      </w:pPr>
-      <w:r>
-        <w:rPr>
-          <w:rtl/>
-        </w:rPr>
-        <w:t xml:space="preserve">אנא שלחו לי עד </w:t>
-      </w:r>
-      <w:r>
-        <w:rPr>
-          <w:b/>
-          <w:bCs/>
-          <w:rtl/>
-        </w:rPr>
-        <w:t>יום לפני השיעור השני</w:t>
-      </w:r>
-      <w:r>
-        <w:rPr>
-          <w:rtl/>
-        </w:rPr>
-        <w:t xml:space="preserve"> רשימה של שלושה מאמרים שאתם רוצים לעשות עליהם את המטלה המתגלגלת</w:t>
-      </w:r>
-      <w:r>
-        <w:rPr>
-          <w:rFonts w:cs="Gisha"/>
-          <w:rtl/>
-        </w:rPr>
-        <w:t xml:space="preserve">, </w:t>
-      </w:r>
-      <w:r>
-        <w:rPr>
-          <w:rtl/>
-        </w:rPr>
-        <w:t xml:space="preserve">לפי סדר עדיפויות </w:t>
-      </w:r>
-      <w:r>
-        <w:rPr>
-          <w:rFonts w:cs="Gisha"/>
-          <w:rtl/>
-        </w:rPr>
-        <w:t>(</w:t>
-      </w:r>
-      <w:r>
-        <w:rPr>
-          <w:rtl/>
-        </w:rPr>
-        <w:t xml:space="preserve">עדיפות ראשונה </w:t>
-      </w:r>
-      <w:r>
-        <w:rPr>
-          <w:rFonts w:cs="Gisha"/>
-          <w:rtl/>
-        </w:rPr>
-        <w:t xml:space="preserve">/ </w:t>
-      </w:r>
-      <w:r>
-        <w:rPr>
-          <w:rtl/>
-        </w:rPr>
-        <w:t xml:space="preserve">שניה </w:t>
-      </w:r>
-      <w:r>
-        <w:rPr>
-          <w:rFonts w:cs="Gisha"/>
-          <w:rtl/>
-        </w:rPr>
-        <w:t xml:space="preserve">/ </w:t>
-      </w:r>
-      <w:r>
-        <w:rPr>
-          <w:rtl/>
-        </w:rPr>
-        <w:t>שלישית</w:t>
-      </w:r>
-      <w:r>
-        <w:rPr>
-          <w:rFonts w:cs="Gisha"/>
-          <w:rtl/>
-        </w:rPr>
-        <w:t xml:space="preserve">). </w:t>
-      </w:r>
-      <w:r>
-        <w:rPr>
-          <w:rtl/>
-        </w:rPr>
-        <w:t>אני אשתדל לתת לכל אחד מכם את המאמר בעדיפות הראשונה</w:t>
-      </w:r>
-      <w:r>
-        <w:rPr>
-          <w:rFonts w:cs="Gisha"/>
-          <w:rtl/>
-        </w:rPr>
-        <w:t xml:space="preserve">, </w:t>
-      </w:r>
-      <w:r>
-        <w:rPr>
-          <w:rtl/>
-        </w:rPr>
-        <w:t>אלא אם כן היא תפוסה</w:t>
-      </w:r>
-      <w:r>
-        <w:rPr>
-          <w:rFonts w:cs="Gisha"/>
-          <w:rtl/>
-        </w:rPr>
-        <w:t>.</w:t>
+        <w:pStyle w:val="ListParagraph"/>
+        <w:numPr>
+          <w:ilvl w:val="0"/>
+          <w:numId w:val="7"/>
+        </w:numPr>
+        <w:bidi/>
+        <w:rPr>
+          <w:rFonts w:cs="Gisha"/>
+        </w:rPr>
+      </w:pPr>
+      <w:r>
+        <w:rPr>
+          <w:rFonts w:hint="cs"/>
+          <w:rtl/>
+        </w:rPr>
+        <w:t xml:space="preserve">לבחור מאמר מתוך </w:t>
+      </w:r>
+      <w:r>
+        <w:rPr>
+          <w:rtl/>
+        </w:rPr>
+        <w:t>דף המאמרים בגיטהאב של הקורס</w:t>
+      </w:r>
+      <w:r>
+        <w:rPr>
+          <w:rFonts w:cs="Gisha" w:hint="cs"/>
+          <w:rtl/>
+        </w:rPr>
+        <w:t>;</w:t>
       </w:r>
     </w:p>
     <w:p>
+      <w:pPr>
+        <w:pStyle w:val="ListParagraph"/>
+        <w:numPr>
+          <w:ilvl w:val="0"/>
+          <w:numId w:val="7"/>
+        </w:numPr>
+        <w:bidi/>
+        <w:rPr>
+          <w:rFonts w:cs="Gisha"/>
+        </w:rPr>
+      </w:pPr>
+      <w:r>
+        <w:rPr>
+          <w:rFonts w:cs="Gisha" w:hint="cs"/>
+          <w:rtl/>
+        </w:rPr>
+        <w:t>לפנות למרצה של קורס בחירה שאהבתם, ולבקש ממנו מאמר (מאמר עם אלגוריתם, שעדיין לא מומש, ושאפשר לממש במהלך סמסטר אחד);</w:t>
+      </w:r>
+    </w:p>
+    <w:p>
+      <w:pPr>
+        <w:pStyle w:val="ListParagraph"/>
+        <w:numPr>
+          <w:ilvl w:val="0"/>
+          <w:numId w:val="7"/>
+        </w:numPr>
+        <w:bidi/>
+        <w:rPr>
+          <w:rFonts w:cs="Gisha"/>
+        </w:rPr>
+      </w:pPr>
+      <w:r>
+        <w:rPr>
+          <w:rtl/>
+        </w:rPr>
+        <w:t xml:space="preserve">לחפש בגוגל </w:t>
+      </w:r>
+      <w:proofErr w:type="spellStart"/>
+      <w:r>
+        <w:rPr>
+          <w:rtl/>
+        </w:rPr>
+        <w:t>סקולר</w:t>
+      </w:r>
+      <w:proofErr w:type="spellEnd"/>
+      <w:r>
+        <w:rPr>
+          <w:rtl/>
+        </w:rPr>
+        <w:t xml:space="preserve"> נושא המעניין אתכם</w:t>
+      </w:r>
+      <w:r>
+        <w:rPr>
+          <w:rFonts w:cs="Gisha"/>
+          <w:rtl/>
+        </w:rPr>
+        <w:t xml:space="preserve">. </w:t>
+      </w:r>
+    </w:p>
+    <w:p>
+      <w:r>
+        <w:rPr>
+          <w:rFonts w:hint="cs"/>
+          <w:rtl/>
+        </w:rPr>
+        <w:t xml:space="preserve">יש לשלוח לי בדואל לפחות מאמר אחד שמעניין אתכם, ולחכות לאישור. </w:t>
+      </w:r>
       <w:r>
         <w:rPr>
           <w:rtl/>
@@ -710,11 +691,27 @@
           <w:rFonts w:cs="Gisha" w:hint="cs"/>
           <w:rtl/>
         </w:rPr>
-        <w:t>אין להשתמש ב"גוגל טרנסלייט"</w:t>
-      </w:r>
+        <w:t xml:space="preserve">אין להשתמש ב"גוגל </w:t>
+      </w:r>
+      <w:proofErr w:type="spellStart"/>
       <w:r>
         <w:rPr>
           <w:rFonts w:cs="Gisha" w:hint="cs"/>
+          <w:rtl/>
+        </w:rPr>
+        <w:t>טרנסלייט</w:t>
+      </w:r>
+      <w:proofErr w:type="spellEnd"/>
+      <w:r>
+        <w:rPr>
+          <w:rFonts w:cs="Gisha" w:hint="cs"/>
+          <w:rtl/>
+        </w:rPr>
+        <w:t>"</w:t>
+      </w:r>
+      <w:r>
+        <w:rPr>
+          <w:rFonts w:cs="Gisha" w:hint="cs"/>
         </w:rPr>
         <w:t xml:space="preserve"> </w:t>
       </w:r>
@@ -737,7 +734,23 @@
           <w:rFonts w:cs="Gisha" w:hint="cs"/>
           <w:rtl/>
         </w:rPr>
-        <w:t xml:space="preserve"> מאד לא מדוייק, ועלול לבלבל אתכם ולגרום לכם להבין את המאמר באופן שגוי. </w:t>
+        <w:t xml:space="preserve"> מאד לא </w:t>
+      </w:r>
+      <w:proofErr w:type="spellStart"/>
+      <w:r>
+        <w:rPr>
+          <w:rFonts w:cs="Gisha" w:hint="cs"/>
+          <w:rtl/>
+        </w:rPr>
+        <w:t>מדוייק</w:t>
+      </w:r>
+      <w:proofErr w:type="spellEnd"/>
+      <w:r>
+        <w:rPr>
+          <w:rFonts w:cs="Gisha" w:hint="cs"/>
+          <w:rtl/>
+        </w:rPr>
+        <w:t xml:space="preserve">, ועלול לבלבל אתכם ולגרום לכם להבין את המאמר באופן שגוי. </w:t>
       </w:r>
     </w:p>
     <w:p>
@@ -754,13 +767,22 @@
           <w:rFonts w:cs="Gisha" w:hint="cs"/>
           <w:rtl/>
         </w:rPr>
-        <w:t>ניתן לחפש מושגים בויקיפדיה</w:t>
-      </w:r>
+        <w:t xml:space="preserve">ניתן לחפש מושגים </w:t>
+      </w:r>
+      <w:proofErr w:type="spellStart"/>
       <w:r>
         <w:rPr>
           <w:rFonts w:cs="Gisha" w:hint="cs"/>
           <w:rtl/>
         </w:rPr>
+        <w:t>בויקיפדיה</w:t>
+      </w:r>
+      <w:proofErr w:type="spellEnd"/>
+      <w:r>
+        <w:rPr>
+          <w:rFonts w:cs="Gisha" w:hint="cs"/>
+          <w:rtl/>
+        </w:rPr>
         <w:t xml:space="preserve"> </w:t>
       </w:r>
       <w:r>
@@ -782,7 +804,23 @@
           <w:rFonts w:cs="Gisha" w:hint="cs"/>
           <w:rtl/>
         </w:rPr>
-        <w:t>, אולם יש לוודא שהדף בויקיפדיה אכן מדבר על אותו נושא כמו המאמר שלכם. אם יש לכם ספק, תתייעצו איתי בשעת הקבלה.</w:t>
+        <w:t xml:space="preserve">, אולם יש לוודא שהדף </w:t>
+      </w:r>
+      <w:proofErr w:type="spellStart"/>
+      <w:r>
+        <w:rPr>
+          <w:rFonts w:cs="Gisha" w:hint="cs"/>
+          <w:rtl/>
+        </w:rPr>
+        <w:t>בויקיפדיה</w:t>
+      </w:r>
+      <w:proofErr w:type="spellEnd"/>
+      <w:r>
+        <w:rPr>
+          <w:rFonts w:cs="Gisha" w:hint="cs"/>
+          <w:rtl/>
+        </w:rPr>
+        <w:t xml:space="preserve"> אכן מדבר על אותו נושא כמו המאמר שלכם. אם יש לכם ספק, תתייעצו איתי בשעת הקבלה.</w:t>
       </w:r>
     </w:p>
     <w:p>
@@ -819,8 +857,16 @@
         <w:rPr>
           <w:rtl/>
         </w:rPr>
-        <w:t>יש לכתוב פסאודו</w:t>
-      </w:r>
+        <w:t xml:space="preserve">יש לכתוב </w:t>
+      </w:r>
+      <w:proofErr w:type="spellStart"/>
+      <w:r>
+        <w:rPr>
+          <w:rtl/>
+        </w:rPr>
+        <w:t>פסאודו</w:t>
+      </w:r>
+      <w:proofErr w:type="spellEnd"/>
       <w:r>
         <w:rPr>
           <w:rFonts w:cs="Gisha"/>
@@ -1562,8 +1608,21 @@
         </w:rPr>
         <w:t>במטלה זו מותר להשתמש בכלי בינה מלאכותית לבחירתכם (</w:t>
       </w:r>
-      <w:r>
-        <w:t>gpt, claude, copilot...</w:t>
+      <w:proofErr w:type="spellStart"/>
+      <w:r>
+        <w:t>gpt</w:t>
+      </w:r>
+      <w:proofErr w:type="spellEnd"/>
+      <w:r>
+        <w:t xml:space="preserve">, </w:t>
+      </w:r>
+      <w:proofErr w:type="spellStart"/>
+      <w:r>
+        <w:t>claude</w:t>
+      </w:r>
+      <w:proofErr w:type="spellEnd"/>
+      <w:r>
+        <w:t>, copilot...</w:t>
       </w:r>
       <w:r>
         <w:rPr>
@@ -1591,7 +1650,23 @@
           <w:rFonts w:hint="cs"/>
           <w:rtl/>
         </w:rPr>
-        <w:t>אין לבצע העתק+הדבק אוטומטית מהתשובות, אלא להבין היטב כל תשובה:</w:t>
+        <w:t xml:space="preserve">אין לבצע </w:t>
+      </w:r>
+      <w:proofErr w:type="spellStart"/>
+      <w:r>
+        <w:rPr>
+          <w:rFonts w:hint="cs"/>
+          <w:rtl/>
+        </w:rPr>
+        <w:t>העתק+הדבק</w:t>
+      </w:r>
+      <w:proofErr w:type="spellEnd"/>
+      <w:r>
+        <w:rPr>
+          <w:rFonts w:hint="cs"/>
+          <w:rtl/>
+        </w:rPr>
+        <w:t xml:space="preserve"> אוטומטית מהתשובות, אלא להבין היטב כל תשובה:</w:t>
       </w:r>
     </w:p>
     <w:p>
@@ -1622,7 +1697,23 @@
           <w:rFonts w:hint="cs"/>
           <w:rtl/>
         </w:rPr>
-        <w:t>לוודא שהסיכום של הב"מ נכון מקיף ומלא</w:t>
+        <w:t xml:space="preserve">לוודא שהסיכום של </w:t>
+      </w:r>
+      <w:proofErr w:type="spellStart"/>
+      <w:r>
+        <w:rPr>
+          <w:rFonts w:hint="cs"/>
+          <w:rtl/>
+        </w:rPr>
+        <w:t>הב"מ</w:t>
+      </w:r>
+      <w:proofErr w:type="spellEnd"/>
+      <w:r>
+        <w:rPr>
+          <w:rFonts w:hint="cs"/>
+          <w:rtl/>
+        </w:rPr>
+        <w:t xml:space="preserve"> נכון מקיף ומלא</w:t>
       </w:r>
       <w:r>
         <w:rPr>
@@ -1681,7 +1772,23 @@
           <w:rFonts w:hint="cs"/>
           <w:rtl/>
         </w:rPr>
-        <w:t xml:space="preserve"> ויכולים לענות על שאלות גם מעבר למה שכתוב בסיכום של הב"מ.</w:t>
+        <w:t xml:space="preserve"> ויכולים לענות על שאלות גם מעבר למה שכתוב בסיכום של </w:t>
+      </w:r>
+      <w:proofErr w:type="spellStart"/>
+      <w:r>
+        <w:rPr>
+          <w:rFonts w:hint="cs"/>
+          <w:rtl/>
+        </w:rPr>
+        <w:t>הב"מ</w:t>
+      </w:r>
+      <w:proofErr w:type="spellEnd"/>
+      <w:r>
+        <w:rPr>
+          <w:rFonts w:hint="cs"/>
+          <w:rtl/>
+        </w:rPr>
+        <w:t>.</w:t>
       </w:r>
     </w:p>
     <w:p>
@@ -1711,7 +1818,23 @@
           <w:rFonts w:hint="cs"/>
           <w:rtl/>
         </w:rPr>
-        <w:t xml:space="preserve"> ב"מ יכולה לטעות!</w:t>
+        <w:t xml:space="preserve"> </w:t>
+      </w:r>
+      <w:proofErr w:type="spellStart"/>
+      <w:r>
+        <w:rPr>
+          <w:rFonts w:hint="cs"/>
+          <w:rtl/>
+        </w:rPr>
+        <w:t>ב"מ</w:t>
+      </w:r>
+      <w:proofErr w:type="spellEnd"/>
+      <w:r>
+        <w:rPr>
+          <w:rFonts w:hint="cs"/>
+          <w:rtl/>
+        </w:rPr>
+        <w:t xml:space="preserve"> יכולה לטעות!</w:t>
       </w:r>
     </w:p>
     <w:p>
@@ -1742,7 +1865,23 @@
           <w:rFonts w:hint="cs"/>
           <w:rtl/>
         </w:rPr>
-        <w:t xml:space="preserve"> גם מעבר לדוגמאות של הב"מ.</w:t>
+        <w:t xml:space="preserve"> גם מעבר לדוגמאות של </w:t>
+      </w:r>
+      <w:proofErr w:type="spellStart"/>
+      <w:r>
+        <w:rPr>
+          <w:rFonts w:hint="cs"/>
+          <w:rtl/>
+        </w:rPr>
+        <w:t>הב"מ</w:t>
+      </w:r>
+      <w:proofErr w:type="spellEnd"/>
+      <w:r>
+        <w:rPr>
+          <w:rFonts w:hint="cs"/>
+          <w:rtl/>
+        </w:rPr>
+        <w:t>.</w:t>
       </w:r>
     </w:p>
     <w:p>
@@ -1792,7 +1931,23 @@
           <w:rFonts w:hint="cs"/>
           <w:rtl/>
         </w:rPr>
-        <w:t xml:space="preserve">הבנה גם במאמר וגם בדוגמאות-ההרצה. אי-הבנה של דברים שכתבתם והגשתם מעיד, מבחינתי, על כך שעשיתם העתק+הדבק </w:t>
+        <w:t xml:space="preserve">הבנה גם במאמר וגם בדוגמאות-ההרצה. אי-הבנה של דברים שכתבתם והגשתם מעיד, מבחינתי, על כך שעשיתם </w:t>
+      </w:r>
+      <w:proofErr w:type="spellStart"/>
+      <w:r>
+        <w:rPr>
+          <w:rFonts w:hint="cs"/>
+          <w:rtl/>
+        </w:rPr>
+        <w:t>העתק+הדבק</w:t>
+      </w:r>
+      <w:proofErr w:type="spellEnd"/>
+      <w:r>
+        <w:rPr>
+          <w:rFonts w:hint="cs"/>
+          <w:rtl/>
+        </w:rPr>
+        <w:t xml:space="preserve"> </w:t>
       </w:r>
       <w:r>
         <w:rPr>
@@ -1830,13 +1985,7 @@
         <w:t>להתראות</w:t>
       </w:r>
     </w:p>
-    <w:p>
-      <w:pPr>
-        <w:rPr>
-          <w:rFonts w:hint="cs"/>
-        </w:rPr>
-      </w:pPr>
-    </w:p>
+    <w:p/>
     <w:p>
       <w:pPr>
         <w:bidi w:val="0"/>
@@ -1969,7 +2118,7 @@
         </mc:Choice>
         <mc:Fallback>
           <w:pict>
-            <v:shape w14:anchorId="641616B2" id="צורה אוטומטית 21" o:spid="_x0000_s1026" style="position:absolute;left:0;text-align:left;margin-left:0;margin-top:0;width:434.8pt;height:.35pt;flip:x;z-index:-503316478;visibility:visible;mso-wrap-style:square;mso-wrap-distance-left:0;mso-wrap-distance-top:0;mso-wrap-distance-right:0;mso-wrap-distance-bottom:0;mso-position-horizontal:center;mso-position-horizontal-relative:margin;mso-position-vertical:center;mso-position-vertical-relative:text;v-text-anchor:top" coordsize="21600,21600" o:gfxdata="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" path="m,l21600,21600e" filled="f" strokecolor="#95b3d7 [1940]" strokeweight=".35mm">
+            <v:shape w14:anchorId="4D7E1154" id="צורה אוטומטית 21" o:spid="_x0000_s1026" style="position:absolute;left:0;text-align:left;margin-left:0;margin-top:0;width:434.8pt;height:.35pt;flip:x;z-index:-503316478;visibility:visible;mso-wrap-style:square;mso-wrap-distance-left:0;mso-wrap-distance-top:0;mso-wrap-distance-right:0;mso-wrap-distance-bottom:0;mso-position-horizontal:center;mso-position-horizontal-relative:margin;mso-position-vertical:center;mso-position-vertical-relative:text;v-text-anchor:top" coordsize="21600,21600" o:gfxdata="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" path="m,l21600,21600e" filled="f" strokecolor="#95b3d7 [1940]" strokeweight=".35mm">
               <v:path arrowok="t"/>
               <w10:wrap anchorx="margin"/>
             </v:shape>
@@ -2513,6 +2662,118 @@
     </w:lvl>
   </w:abstractNum>
   <w:abstractNum w:abstractNumId="1" w15:restartNumberingAfterBreak="0">
+    <w:nsid w:val="216F46A3"/>
+    <w:multiLevelType w:val="hybridMultilevel"/>
+    <w:tmpl w:val="D428B4AC"/>
+    <w:lvl w:ilvl="0" w:tplc="A86CC178">
+      <w:numFmt w:val="bullet"/>
+      <w:lvlText w:val=""/>
+      <w:lvlJc w:val="left"/>
+      <w:pPr>
+        <w:ind w:left="720" w:hanging="360"/>
+      </w:pPr>
+      <w:rPr>
+        <w:rFonts w:ascii="Symbol" w:eastAsiaTheme="majorEastAsia" w:hAnsi="Symbol" w:cs="Gisha" w:hint="default"/>
+      </w:rPr>
+    </w:lvl>
+    <w:lvl w:ilvl="1" w:tplc="04090003" w:tentative="1">
+      <w:start w:val="1"/>
+      <w:numFmt w:val="bullet"/>
+      <w:lvlText w:val="o"/>
+      <w:lvlJc w:val="left"/>
+      <w:pPr>
+        <w:ind w:left="1440" w:hanging="360"/>
+      </w:pPr>
+      <w:rPr>
+        <w:rFonts w:ascii="Courier New" w:hAnsi="Courier New" w:cs="Courier New" w:hint="default"/>
+      </w:rPr>
+    </w:lvl>
+    <w:lvl w:ilvl="2" w:tplc="04090005" w:tentative="1">
+      <w:start w:val="1"/>
+      <w:numFmt w:val="bullet"/>
+      <w:lvlText w:val=""/>
+      <w:lvlJc w:val="left"/>
+      <w:pPr>
+        <w:ind w:left="2160" w:hanging="360"/>
+      </w:pPr>
+      <w:rPr>
+        <w:rFonts w:ascii="Wingdings" w:hAnsi="Wingdings" w:hint="default"/>
+      </w:rPr>
+    </w:lvl>
+    <w:lvl w:ilvl="3" w:tplc="04090001" w:tentative="1">
+      <w:start w:val="1"/>
+      <w:numFmt w:val="bullet"/>
+      <w:lvlText w:val=""/>
+      <w:lvlJc w:val="left"/>
+      <w:pPr>
+        <w:ind w:left="2880" w:hanging="360"/>
+      </w:pPr>
+      <w:rPr>
+        <w:rFonts w:ascii="Symbol" w:hAnsi="Symbol" w:hint="default"/>
+      </w:rPr>
+    </w:lvl>
+    <w:lvl w:ilvl="4" w:tplc="04090003" w:tentative="1">
+      <w:start w:val="1"/>
+      <w:numFmt w:val="bullet"/>
+      <w:lvlText w:val="o"/>
+      <w:lvlJc w:val="left"/>
+      <w:pPr>
+        <w:ind w:left="3600" w:hanging="360"/>
+      </w:pPr>
+      <w:rPr>
+        <w:rFonts w:ascii="Courier New" w:hAnsi="Courier New" w:cs="Courier New" w:hint="default"/>
+      </w:rPr>
+    </w:lvl>
+    <w:lvl w:ilvl="5" w:tplc="04090005" w:tentative="1">
+      <w:start w:val="1"/>
+      <w:numFmt w:val="bullet"/>
+      <w:lvlText w:val=""/>
+      <w:lvlJc w:val="left"/>
+      <w:pPr>
+        <w:ind w:left="4320" w:hanging="360"/>
+      </w:pPr>
+      <w:rPr>
+        <w:rFonts w:ascii="Wingdings" w:hAnsi="Wingdings" w:hint="default"/>
+      </w:rPr>
+    </w:lvl>
+    <w:lvl w:ilvl="6" w:tplc="04090001" w:tentative="1">
+      <w:start w:val="1"/>
+      <w:numFmt w:val="bullet"/>
+      <w:lvlText w:val=""/>
+      <w:lvlJc w:val="left"/>
+      <w:pPr>
+        <w:ind w:left="5040" w:hanging="360"/>
+      </w:pPr>
+      <w:rPr>
+        <w:rFonts w:ascii="Symbol" w:hAnsi="Symbol" w:hint="default"/>
+      </w:rPr>
+    </w:lvl>
+    <w:lvl w:ilvl="7" w:tplc="04090003" w:tentative="1">
+      <w:start w:val="1"/>
+      <w:numFmt w:val="bullet"/>
+      <w:lvlText w:val="o"/>
+      <w:lvlJc w:val="left"/>
+      <w:pPr>
+        <w:ind w:left="5760" w:hanging="360"/>
+      </w:pPr>
+      <w:rPr>
+        <w:rFonts w:ascii="Courier New" w:hAnsi="Courier New" w:cs="Courier New" w:hint="default"/>
+      </w:rPr>
+    </w:lvl>
+    <w:lvl w:ilvl="8" w:tplc="04090005" w:tentative="1">
+      <w:start w:val="1"/>
+      <w:numFmt w:val="bullet"/>
+      <w:lvlText w:val=""/>
+      <w:lvlJc w:val="left"/>
+      <w:pPr>
+        <w:ind w:left="6480" w:hanging="360"/>
+      </w:pPr>
+      <w:rPr>
+        <w:rFonts w:ascii="Wingdings" w:hAnsi="Wingdings" w:hint="default"/>
+      </w:rPr>
+    </w:lvl>
+  </w:abstractNum>
+  <w:abstractNum w:abstractNumId="2" w15:restartNumberingAfterBreak="0">
     <w:nsid w:val="48064F49"/>
     <w:multiLevelType w:val="hybridMultilevel"/>
     <w:tmpl w:val="C3F07744"/>
@@ -2625,7 +2886,7 @@
       </w:rPr>
     </w:lvl>
   </w:abstractNum>
-  <w:abstractNum w:abstractNumId="2" w15:restartNumberingAfterBreak="0">
+  <w:abstractNum w:abstractNumId="3" w15:restartNumberingAfterBreak="0">
     <w:nsid w:val="689D1225"/>
     <w:multiLevelType w:val="multilevel"/>
     <w:tmpl w:val="AB16F68A"/>
@@ -2741,7 +3002,7 @@
       </w:pPr>
     </w:lvl>
   </w:abstractNum>
-  <w:abstractNum w:abstractNumId="3" w15:restartNumberingAfterBreak="0">
+  <w:abstractNum w:abstractNumId="4" w15:restartNumberingAfterBreak="0">
     <w:nsid w:val="6BE342C2"/>
     <w:multiLevelType w:val="hybridMultilevel"/>
     <w:tmpl w:val="95543BD2"/>
@@ -2854,7 +3115,7 @@
       </w:rPr>
     </w:lvl>
   </w:abstractNum>
-  <w:abstractNum w:abstractNumId="4" w15:restartNumberingAfterBreak="0">
+  <w:abstractNum w:abstractNumId="5" w15:restartNumberingAfterBreak="0">
     <w:nsid w:val="771A6131"/>
     <w:multiLevelType w:val="hybridMultilevel"/>
     <w:tmpl w:val="0548EA8C"/>
@@ -2967,7 +3228,7 @@
       </w:rPr>
     </w:lvl>
   </w:abstractNum>
-  <w:abstractNum w:abstractNumId="5" w15:restartNumberingAfterBreak="0">
+  <w:abstractNum w:abstractNumId="6" w15:restartNumberingAfterBreak="0">
     <w:nsid w:val="77473BD1"/>
     <w:multiLevelType w:val="multilevel"/>
     <w:tmpl w:val="1916B16A"/>
@@ -3090,22 +3351,25 @@
     </w:lvl>
   </w:abstractNum>
   <w:num w:numId="1" w16cid:durableId="1698383246">
-    <w:abstractNumId w:val="2"/>
+    <w:abstractNumId w:val="3"/>
   </w:num>
   <w:num w:numId="2" w16cid:durableId="517280538">
-    <w:abstractNumId w:val="5"/>
+    <w:abstractNumId w:val="6"/>
   </w:num>
   <w:num w:numId="3" w16cid:durableId="508183663">
     <w:abstractNumId w:val="0"/>
   </w:num>
   <w:num w:numId="4" w16cid:durableId="1920095684">
-    <w:abstractNumId w:val="1"/>
+    <w:abstractNumId w:val="2"/>
   </w:num>
   <w:num w:numId="5" w16cid:durableId="863789617">
+    <w:abstractNumId w:val="5"/>
+  </w:num>
+  <w:num w:numId="6" w16cid:durableId="842355896">
     <w:abstractNumId w:val="4"/>
   </w:num>
-  <w:num w:numId="6" w16cid:durableId="842355896">
-    <w:abstractNumId w:val="3"/>
+  <w:num w:numId="7" w16cid:durableId="245695709">
+    <w:abstractNumId w:val="1"/>
   </w:num>
 </w:numbering>
 </file>

--- a/02-research-start-examples/homework.docx
+++ b/02-research-start-examples/homework.docx
@@ -1559,7 +1559,58 @@
           <w:rFonts w:cs="Gisha" w:hint="cs"/>
           <w:rtl/>
         </w:rPr>
-        <w:t>עבור כל דוגמה (כולל אלו שבמאמר), יש להסביר איך מצאתם אותה, מה היא מדגימה, מה הפלט, ומדוע.</w:t>
+        <w:t xml:space="preserve">עבור כל דוגמה (כולל אלו שבמאמר), </w:t>
+      </w:r>
+      <w:r>
+        <w:rPr>
+          <w:rFonts w:cs="Gisha" w:hint="cs"/>
+          <w:rtl/>
+        </w:rPr>
+        <w:t xml:space="preserve">הסבירו </w:t>
+      </w:r>
+      <w:r>
+        <w:rPr>
+          <w:rFonts w:cs="Gisha" w:hint="cs"/>
+          <w:rtl/>
+        </w:rPr>
+        <w:t xml:space="preserve">איך מצאתם אותה </w:t>
+      </w:r>
+      <w:r>
+        <w:rPr>
+          <w:rFonts w:cs="Gisha" w:hint="cs"/>
+          <w:rtl/>
+        </w:rPr>
+        <w:t>ו</w:t>
+      </w:r>
+      <w:r>
+        <w:rPr>
+          <w:rFonts w:cs="Gisha" w:hint="cs"/>
+          <w:rtl/>
+        </w:rPr>
+        <w:t>מה היא מדגימה</w:t>
+      </w:r>
+      <w:r>
+        <w:rPr>
+          <w:rFonts w:cs="Gisha" w:hint="cs"/>
+          <w:rtl/>
+        </w:rPr>
+        <w:t xml:space="preserve">. פרטו את כל שלבי הרצת האלגוריתם (לפי </w:t>
+      </w:r>
+      <w:proofErr w:type="spellStart"/>
+      <w:r>
+        <w:rPr>
+          <w:rFonts w:cs="Gisha" w:hint="cs"/>
+          <w:rtl/>
+        </w:rPr>
+        <w:t>הפסאודו</w:t>
+      </w:r>
+      <w:proofErr w:type="spellEnd"/>
+      <w:r>
+        <w:rPr>
+          <w:rFonts w:cs="Gisha" w:hint="cs"/>
+          <w:rtl/>
+        </w:rPr>
+        <w:t>-קוד), ואת התוצאה הסופית. הסבירו איך התוצאה הסופית מתאימה לדרישות האלגוריתם.</w:t>
       </w:r>
     </w:p>
     <w:p>
@@ -1966,6 +2017,7 @@
     </w:p>
     <w:p>
       <w:pPr>
+        <w:jc w:val="center"/>
         <w:rPr>
           <w:rtl/>
         </w:rPr>
@@ -2118,7 +2170,7 @@
         </mc:Choice>
         <mc:Fallback>
           <w:pict>
-            <v:shape w14:anchorId="4D7E1154" id="צורה אוטומטית 21" o:spid="_x0000_s1026" style="position:absolute;left:0;text-align:left;margin-left:0;margin-top:0;width:434.8pt;height:.35pt;flip:x;z-index:-503316478;visibility:visible;mso-wrap-style:square;mso-wrap-distance-left:0;mso-wrap-distance-top:0;mso-wrap-distance-right:0;mso-wrap-distance-bottom:0;mso-position-horizontal:center;mso-position-horizontal-relative:margin;mso-position-vertical:center;mso-position-vertical-relative:text;v-text-anchor:top" coordsize="21600,21600" o:gfxdata="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" path="m,l21600,21600e" filled="f" strokecolor="#95b3d7 [1940]" strokeweight=".35mm">
+            <v:shape w14:anchorId="73F9CD0E" id="צורה אוטומטית 21" o:spid="_x0000_s1026" style="position:absolute;left:0;text-align:left;margin-left:0;margin-top:0;width:434.8pt;height:.35pt;flip:x;z-index:-503316478;visibility:visible;mso-wrap-style:square;mso-wrap-distance-left:0;mso-wrap-distance-top:0;mso-wrap-distance-right:0;mso-wrap-distance-bottom:0;mso-position-horizontal:center;mso-position-horizontal-relative:margin;mso-position-vertical:center;mso-position-vertical-relative:text;v-text-anchor:top" coordsize="21600,21600" o:gfxdata="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" path="m,l21600,21600e" filled="f" strokecolor="#95b3d7 [1940]" strokeweight=".35mm">
               <v:path arrowok="t"/>
               <w10:wrap anchorx="margin"/>
             </v:shape>
